--- a/products-storage/09-pervyy-shag-pri-neoplate/05-algoritm-pri-zaderzhke-oplaty.docx
+++ b/products-storage/09-pervyy-shag-pri-neoplate/05-algoritm-pri-zaderzhke-oplaty.docx
@@ -99,7 +99,7 @@
                 <w:sz w:val="24"/>
                 <w:szCs w:val="24"/>
               </w:rPr>
-              <w:t xml:space="preserve">Тексты прошли вычитку юристом в типовой редакции. Вычитка типовой редакции не заменяет консультацию по конкретной ситуации: выводы зависят от условий вашего договора, состава подписанных документов и обстоятельств спора, и приоритет всегда у договора. Если заказчик оспаривает объёмы или качество, заявляет зачёт, если акты подписаны неуполномоченным лицом или в картотеке арбитражных дел появилось дело о банкротстве должника — типовой текст создаёт ложную уверенность. В этих случаях обращайтесь к юристу до отправки.</w:t>
+              <w:t xml:space="preserve">Типовая редакция сверена с текстом действующих норм 16.08.2026. Нормативная сверка — это сопоставление формулировок, сроков и порядка со статьями закона; юридической консультацией и вычиткой юристом она не является. Шаблон не заменяет консультацию по конкретной ситуации: выводы зависят от условий вашего договора, состава подписанных документов и обстоятельств спора, и приоритет всегда у договора. Если заказчик оспаривает объёмы или качество, заявляет зачёт, если акты подписаны неуполномоченным лицом или в картотеке арбитражных дел появилось дело о банкротстве должника — типовой текст создаёт ложную уверенность. В этих случаях обращайтесь к юристу до отправки.</w:t>
             </w:r>
           </w:p>
           <w:p>
@@ -318,7 +318,20 @@
           <w:sz w:val="24"/>
           <w:szCs w:val="24"/>
         </w:rPr>
-        <w:t xml:space="preserve">Письменно зафиксировать просрочку и запросить дату оплаты — файл «Уведомление о просрочке оплаты». Назначьте срок ответа и запишите его в календарь. Параллельно позвоните контактному лицу, а итог звонка продублируйте письмом: «по итогам разговора фиксируем…». Устные обещания в суде не существуют.</w:t>
+        <w:t xml:space="preserve">Письменно зафиксировать просрочку и потребовать оплату — файл «Уведомление о просрочке оплаты». Назначьте срок исполнения требования и запишите его в календарь. Параллельно позвоните контактному лицу, а итог звонка продублируйте письмом: «по итогам разговора фиксируем…». Устные обещания в суде не существуют.</w:t>
+      </w:r>
+    </w:p>
+    <w:p>
+      <w:pPr>
+        <w:spacing w:after="120" w:line="276"/>
+      </w:pPr>
+      <w:r>
+        <w:rPr>
+          <w:rFonts w:ascii="Times New Roman" w:cs="Times New Roman" w:eastAsia="Times New Roman" w:hAnsi="Times New Roman"/>
+          <w:sz w:val="24"/>
+          <w:szCs w:val="24"/>
+        </w:rPr>
+        <w:t xml:space="preserve">Письмо из комплекта составлено как требование: в нём есть основание, сумма, срок исполнения и последствия неисполнения. Поэтому у шага есть развилка, которой не было бы у простого напоминания: такое письмо само может считаться претензией (иным требованием) по ч. 5 ст. 4 АПК РФ, и срок ожидания перед иском отсчитывается со дня его направления. Достаточность письма для соблюдения досудебного порядка оценивает суд по его содержанию; если запас по времени есть, надёжнее пройти и шаг 3.</w:t>
       </w:r>
     </w:p>
     <w:p>
@@ -440,7 +453,7 @@
           <w:sz w:val="24"/>
           <w:szCs w:val="24"/>
         </w:rPr>
-        <w:t xml:space="preserve">ЕФРСБ, он же Федресурс (fedresurs.ru): сообщения о намерении кредиторов подать на банкротство.</w:t>
+        <w:t xml:space="preserve">ЕФРСБ (bankrot.fedresurs.ru): сведения о возбуждённых делах о банкротстве.</w:t>
       </w:r>
     </w:p>
     <w:p>
@@ -458,240 +471,7 @@
           <w:sz w:val="24"/>
           <w:szCs w:val="24"/>
         </w:rPr>
-        <w:t xml:space="preserve">Свежая выписка ЕГРЮЛ: адрес, статус — ликвидация, реорганизация.</w:t>
-      </w:r>
-    </w:p>
-    <w:p>
-      <w:pPr>
-        <w:spacing w:after="120" w:line="276"/>
-      </w:pPr>
-      <w:r>
-        <w:rPr>
-          <w:rFonts w:ascii="Times New Roman" w:cs="Times New Roman" w:eastAsia="Times New Roman" w:hAnsi="Times New Roman"/>
-          <w:b/>
-          <w:bCs/>
-          <w:sz w:val="24"/>
-          <w:szCs w:val="24"/>
-        </w:rPr>
-        <w:t xml:space="preserve">Развилка, и это самая дорогая развилка алгоритма: если есть дело о банкротстве или сообщение о намерении — немедленно к юристу. Там действуют специальные порядки и сроки включения в реестр требований кредиторов; опоздание к реестру это типовой способ потерять долг целиком. Обычный маршрут «претензия — иск» в банкротстве не работает.</w:t>
-      </w:r>
-    </w:p>
-    <w:p>
-      <w:pPr>
-        <w:pStyle w:val="Heading2"/>
-        <w:keepNext/>
-        <w:spacing w:after="120" w:before="260"/>
-      </w:pPr>
-      <w:r>
-        <w:rPr>
-          <w:rFonts w:ascii="Times New Roman" w:cs="Times New Roman" w:eastAsia="Times New Roman" w:hAnsi="Times New Roman"/>
-          <w:b/>
-          <w:bCs/>
-          <w:sz w:val="26"/>
-          <w:szCs w:val="26"/>
-        </w:rPr>
-        <w:t xml:space="preserve">Шаг 3. Претензия</w:t>
-      </w:r>
-    </w:p>
-    <w:p>
-      <w:pPr>
-        <w:spacing w:after="120" w:line="276"/>
-      </w:pPr>
-      <w:r>
-        <w:rPr>
-          <w:rFonts w:ascii="Times New Roman" w:cs="Times New Roman" w:eastAsia="Times New Roman" w:hAnsi="Times New Roman"/>
-          <w:sz w:val="24"/>
-          <w:szCs w:val="24"/>
-        </w:rPr>
-        <w:t xml:space="preserve">Файл «Претензия на неоплату по КС-2» вместе с расчётом процентов из файла «Расчёт процентов по ст. 395 ГК РФ». Отправка: ценным письмом с описью вложения и уведомлением на юридический адрес по ЕГРЮЛ, дубль по каналу из договора. Сохраните опись, чек и трек-номер — это будущие приложения к иску.</w:t>
-      </w:r>
-    </w:p>
-    <w:p>
-      <w:pPr>
-        <w:spacing w:after="120" w:line="276"/>
-      </w:pPr>
-      <w:r>
-        <w:rPr>
-          <w:rFonts w:ascii="Times New Roman" w:cs="Times New Roman" w:eastAsia="Times New Roman" w:hAnsi="Times New Roman"/>
-          <w:sz w:val="24"/>
-          <w:szCs w:val="24"/>
-        </w:rPr>
-        <w:t xml:space="preserve">Срок ожидания ответа — </w:t>
-      </w:r>
-      <w:r>
-        <w:rPr>
-          <w:rFonts w:ascii="Times New Roman" w:cs="Times New Roman" w:eastAsia="Times New Roman" w:hAnsi="Times New Roman"/>
-          <w:b/>
-          <w:bCs/>
-          <w:i w:val="false"/>
-          <w:iCs w:val="false"/>
-          <w:color w:val="000000"/>
-          <w:sz w:val="24"/>
-          <w:szCs w:val="24"/>
-        </w:rPr>
-        <w:t xml:space="preserve">{{СРОК_ОТВЕТА_НА_ПРЕТЕНЗИЮ}}</w:t>
-      </w:r>
-      <w:r>
-        <w:rPr>
-          <w:rFonts w:ascii="Times New Roman" w:cs="Times New Roman" w:eastAsia="Times New Roman" w:hAnsi="Times New Roman"/>
-          <w:sz w:val="24"/>
-          <w:szCs w:val="24"/>
-        </w:rPr>
-        <w:t xml:space="preserve"> из договора; если договор молчит, срок установлен ч. 5 ст. 4 АПК РФ. Число в этот файл намеренно не записано: проверьте действующую редакцию.</w:t>
-      </w:r>
-    </w:p>
-    <w:p>
-      <w:pPr>
-        <w:pStyle w:val="Heading2"/>
-        <w:keepNext/>
-        <w:spacing w:after="120" w:before="260"/>
-      </w:pPr>
-      <w:r>
-        <w:rPr>
-          <w:rFonts w:ascii="Times New Roman" w:cs="Times New Roman" w:eastAsia="Times New Roman" w:hAnsi="Times New Roman"/>
-          <w:b/>
-          <w:bCs/>
-          <w:sz w:val="26"/>
-          <w:szCs w:val="26"/>
-        </w:rPr>
-        <w:t xml:space="preserve">Шаг 3а. Взвесить приостановку работ — если работы на объекте продолжаются</w:t>
-      </w:r>
-    </w:p>
-    <w:p>
-      <w:pPr>
-        <w:spacing w:after="120" w:line="276"/>
-      </w:pPr>
-      <w:r>
-        <w:rPr>
-          <w:rFonts w:ascii="Times New Roman" w:cs="Times New Roman" w:eastAsia="Times New Roman" w:hAnsi="Times New Roman"/>
-          <w:sz w:val="24"/>
-          <w:szCs w:val="24"/>
-        </w:rPr>
-        <w:t xml:space="preserve">Право приостановить встречное исполнение при неоплате опирается на ст. 328 и ст. 719 Гражданского кодекса РФ, но применение зависит от текста договора — встречаются прямые запреты приостановки — и несёт риск встречных претензий за срыв сроков. Решение принимайте только после консультации с юристом. Если приостанавливаете, направьте письменное уведомление заказчику заранее: шаблон письма о приостановке есть в комплекте «Допработы», основание в нём надо заменить с допработ на неоплату.</w:t>
-      </w:r>
-    </w:p>
-    <w:p>
-      <w:pPr>
-        <w:pStyle w:val="Heading2"/>
-        <w:keepNext/>
-        <w:spacing w:after="120" w:before="260"/>
-      </w:pPr>
-      <w:r>
-        <w:rPr>
-          <w:rFonts w:ascii="Times New Roman" w:cs="Times New Roman" w:eastAsia="Times New Roman" w:hAnsi="Times New Roman"/>
-          <w:b/>
-          <w:bCs/>
-          <w:sz w:val="26"/>
-          <w:szCs w:val="26"/>
-        </w:rPr>
-        <w:t xml:space="preserve">Шаг 4. Иск — после истечения срока ответа на претензию</w:t>
-      </w:r>
-    </w:p>
-    <w:p>
-      <w:pPr>
-        <w:spacing w:after="120" w:line="276"/>
-      </w:pPr>
-      <w:r>
-        <w:rPr>
-          <w:rFonts w:ascii="Times New Roman" w:cs="Times New Roman" w:eastAsia="Times New Roman" w:hAnsi="Times New Roman"/>
-          <w:sz w:val="24"/>
-          <w:szCs w:val="24"/>
-        </w:rPr>
-        <w:t xml:space="preserve">Файл «Исковое заявление о взыскании задолженности». Подготовьте свежую выписку ЕГРЮЛ на себя и на ответчика, расчёт цены иска и госпошлину (</w:t>
-      </w:r>
-      <w:r>
-        <w:rPr>
-          <w:rFonts w:ascii="Times New Roman" w:cs="Times New Roman" w:eastAsia="Times New Roman" w:hAnsi="Times New Roman"/>
-          <w:b/>
-          <w:bCs/>
-          <w:i w:val="false"/>
-          <w:iCs w:val="false"/>
-          <w:color w:val="000000"/>
-          <w:sz w:val="24"/>
-          <w:szCs w:val="24"/>
-        </w:rPr>
-        <w:t xml:space="preserve">{{РАЗМЕР_ГОСПОШЛИНЫ}}</w:t>
-      </w:r>
-      <w:r>
-        <w:rPr>
-          <w:rFonts w:ascii="Times New Roman" w:cs="Times New Roman" w:eastAsia="Times New Roman" w:hAnsi="Times New Roman"/>
-          <w:sz w:val="24"/>
-          <w:szCs w:val="24"/>
-        </w:rPr>
-        <w:t xml:space="preserve"> — по ст. 333.21 НК РФ, считать калькулятором на сайте суда или в «Мой арбитр», не по памяти). Подача — через «Мой арбитр» (my.arbitr.ru) либо на бумаге.</w:t>
-      </w:r>
-    </w:p>
-    <w:p>
-      <w:pPr>
-        <w:spacing w:after="120" w:line="276"/>
-      </w:pPr>
-      <w:r>
-        <w:rPr>
-          <w:rFonts w:ascii="Times New Roman" w:cs="Times New Roman" w:eastAsia="Times New Roman" w:hAnsi="Times New Roman"/>
-          <w:sz w:val="24"/>
-          <w:szCs w:val="24"/>
-        </w:rPr>
-        <w:t xml:space="preserve">Порог для самостоятельной подачи: спор простой — подписанные акты, нет встречных требований. Любое усложнение (встречный иск, экспертиза объёмов, оспаривание подписи) — юрист обязателен.</w:t>
-      </w:r>
-    </w:p>
-    <w:p>
-      <w:pPr>
-        <w:pStyle w:val="Heading2"/>
-        <w:keepNext/>
-        <w:spacing w:after="120" w:before="260"/>
-      </w:pPr>
-      <w:r>
-        <w:rPr>
-          <w:rFonts w:ascii="Times New Roman" w:cs="Times New Roman" w:eastAsia="Times New Roman" w:hAnsi="Times New Roman"/>
-          <w:b/>
-          <w:bCs/>
-          <w:sz w:val="26"/>
-          <w:szCs w:val="26"/>
-        </w:rPr>
-        <w:t xml:space="preserve">Шаг 5. Процесс и решение</w:t>
-      </w:r>
-    </w:p>
-    <w:p>
-      <w:pPr>
-        <w:spacing w:after="120" w:line="276"/>
-      </w:pPr>
-      <w:r>
-        <w:rPr>
-          <w:rFonts w:ascii="Times New Roman" w:cs="Times New Roman" w:eastAsia="Times New Roman" w:hAnsi="Times New Roman"/>
-          <w:sz w:val="24"/>
-          <w:szCs w:val="24"/>
-        </w:rPr>
-        <w:t xml:space="preserve">Отслеживайте дело в kad.arbitr.ru, являйтесь на заседания или направьте представителя. После вступления решения в силу получите исполнительный лист.</w:t>
-      </w:r>
-    </w:p>
-    <w:p>
-      <w:pPr>
-        <w:pStyle w:val="Heading2"/>
-        <w:keepNext/>
-        <w:spacing w:after="120" w:before="260"/>
-      </w:pPr>
-      <w:r>
-        <w:rPr>
-          <w:rFonts w:ascii="Times New Roman" w:cs="Times New Roman" w:eastAsia="Times New Roman" w:hAnsi="Times New Roman"/>
-          <w:b/>
-          <w:bCs/>
-          <w:sz w:val="26"/>
-          <w:szCs w:val="26"/>
-        </w:rPr>
-        <w:t xml:space="preserve">Шаг 6. Исполнение</w:t>
-      </w:r>
-    </w:p>
-    <w:p>
-      <w:pPr>
-        <w:spacing w:after="120" w:line="276"/>
-      </w:pPr>
-      <w:r>
-        <w:rPr>
-          <w:rFonts w:ascii="Times New Roman" w:cs="Times New Roman" w:eastAsia="Times New Roman" w:hAnsi="Times New Roman"/>
-          <w:sz w:val="24"/>
-          <w:szCs w:val="24"/>
-        </w:rPr>
-        <w:t xml:space="preserve">Варианты предъявления исполнительного листа:</w:t>
+        <w:t xml:space="preserve">ЕФРСФДЮЛ (fedresurs.ru): уведомления кредиторов о намерении обратиться с заявлением о банкротстве — это другой реестр, и намерения публикуются именно в нём (п. 2.1 ст. 7 Закона № 127-ФЗ). Публикация делается заранее и действует ограниченное время: пустой результат сегодня не означает, что намерения не появится к моменту подачи иска, — проверьте повторно перед подачей.</w:t>
       </w:r>
     </w:p>
     <w:p>
@@ -709,7 +489,253 @@
           <w:sz w:val="24"/>
           <w:szCs w:val="24"/>
         </w:rPr>
-        <w:t xml:space="preserve">Напрямую в банк должника, если счёт известен — например, из договора. Порядок установлен частью 1 статьи 8 Федерального закона от 02.10.2007 № 229-ФЗ «Об исполнительном производстве»: взыскатель вправе направить исполнительный документ о взыскании денежных средств в банк напрямую, минуя приставов.</w:t>
+        <w:t xml:space="preserve">Свежая выписка ЕГРЮЛ: адрес, статус — ликвидация, реорганизация.</w:t>
+      </w:r>
+    </w:p>
+    <w:p>
+      <w:pPr>
+        <w:spacing w:after="120" w:line="276"/>
+      </w:pPr>
+      <w:r>
+        <w:rPr>
+          <w:rFonts w:ascii="Times New Roman" w:cs="Times New Roman" w:eastAsia="Times New Roman" w:hAnsi="Times New Roman"/>
+          <w:b/>
+          <w:bCs/>
+          <w:sz w:val="24"/>
+          <w:szCs w:val="24"/>
+        </w:rPr>
+        <w:t xml:space="preserve">Развилка, и это самая дорогая развилка алгоритма: если есть дело о банкротстве или сообщение о намерении — немедленно к юристу. Там действуют специальные порядки и сроки предъявления требований кредиторов. Какие именно и что даёт их несоблюдение — зависит от процедуры и стадии дела и выясняется у юриста, причём сразу, а не после подачи обычного иска. Обычный маршрут «претензия — иск» в банкротстве не работает.</w:t>
+      </w:r>
+    </w:p>
+    <w:p>
+      <w:pPr>
+        <w:pStyle w:val="Heading2"/>
+        <w:keepNext/>
+        <w:spacing w:after="120" w:before="260"/>
+      </w:pPr>
+      <w:r>
+        <w:rPr>
+          <w:rFonts w:ascii="Times New Roman" w:cs="Times New Roman" w:eastAsia="Times New Roman" w:hAnsi="Times New Roman"/>
+          <w:b/>
+          <w:bCs/>
+          <w:sz w:val="26"/>
+          <w:szCs w:val="26"/>
+        </w:rPr>
+        <w:t xml:space="preserve">Шаг 3. Претензия</w:t>
+      </w:r>
+    </w:p>
+    <w:p>
+      <w:pPr>
+        <w:spacing w:after="120" w:line="276"/>
+      </w:pPr>
+      <w:r>
+        <w:rPr>
+          <w:rFonts w:ascii="Times New Roman" w:cs="Times New Roman" w:eastAsia="Times New Roman" w:hAnsi="Times New Roman"/>
+          <w:sz w:val="24"/>
+          <w:szCs w:val="24"/>
+        </w:rPr>
+        <w:t xml:space="preserve">Файл «Претензия на неоплату по КС-2» вместе с расчётом процентов из файла «Расчёт процентов по ст. 395 ГК РФ». Отправка: ценным письмом с описью вложения и уведомлением на юридический адрес по ЕГРЮЛ, дубль по каналу из договора. Сохраните опись, чек и трек-номер — это будущие приложения к иску.</w:t>
+      </w:r>
+    </w:p>
+    <w:p>
+      <w:pPr>
+        <w:spacing w:after="120" w:line="276"/>
+      </w:pPr>
+      <w:r>
+        <w:rPr>
+          <w:rFonts w:ascii="Times New Roman" w:cs="Times New Roman" w:eastAsia="Times New Roman" w:hAnsi="Times New Roman"/>
+          <w:sz w:val="24"/>
+          <w:szCs w:val="24"/>
+        </w:rPr>
+        <w:t xml:space="preserve">Срок ответа на претензию — </w:t>
+      </w:r>
+      <w:r>
+        <w:rPr>
+          <w:rFonts w:ascii="Times New Roman" w:cs="Times New Roman" w:eastAsia="Times New Roman" w:hAnsi="Times New Roman"/>
+          <w:b/>
+          <w:bCs/>
+          <w:i w:val="false"/>
+          <w:iCs w:val="false"/>
+          <w:color w:val="000000"/>
+          <w:sz w:val="24"/>
+          <w:szCs w:val="24"/>
+        </w:rPr>
+        <w:t xml:space="preserve">{{СРОК_ОТВЕТА_НА_ПРЕТЕНЗИЮ}}</w:t>
+      </w:r>
+      <w:r>
+        <w:rPr>
+          <w:rFonts w:ascii="Times New Roman" w:cs="Times New Roman" w:eastAsia="Times New Roman" w:hAnsi="Times New Roman"/>
+          <w:sz w:val="24"/>
+          <w:szCs w:val="24"/>
+        </w:rPr>
+        <w:t xml:space="preserve"> из договора. Если договор такого срока не устанавливает, иск можно подать по истечении срока, установленного ч. 5 ст. 4 АПК РФ, который считается со дня направления претензии; обязанности ответить в этот срок норма не устанавливает. Число в этот файл намеренно не записано: проверьте действующую редакцию.</w:t>
+      </w:r>
+    </w:p>
+    <w:p>
+      <w:pPr>
+        <w:pStyle w:val="Heading2"/>
+        <w:keepNext/>
+        <w:spacing w:after="120" w:before="260"/>
+      </w:pPr>
+      <w:r>
+        <w:rPr>
+          <w:rFonts w:ascii="Times New Roman" w:cs="Times New Roman" w:eastAsia="Times New Roman" w:hAnsi="Times New Roman"/>
+          <w:b/>
+          <w:bCs/>
+          <w:sz w:val="26"/>
+          <w:szCs w:val="26"/>
+        </w:rPr>
+        <w:t xml:space="preserve">Шаг 3а. Взвесить приостановку работ — если работы на объекте продолжаются</w:t>
+      </w:r>
+    </w:p>
+    <w:p>
+      <w:pPr>
+        <w:spacing w:after="120" w:line="276"/>
+      </w:pPr>
+      <w:r>
+        <w:rPr>
+          <w:rFonts w:ascii="Times New Roman" w:cs="Times New Roman" w:eastAsia="Times New Roman" w:hAnsi="Times New Roman"/>
+          <w:sz w:val="24"/>
+          <w:szCs w:val="24"/>
+        </w:rPr>
+        <w:t xml:space="preserve">Право приостановить работы не возникает из одной только неоплаты. Оно появляется, если по договору дальнейшие работы являются встречным исполнением по отношению к неисполненной оплате — встречность определена п. 1 ст. 328 ГК РФ, само право приостановить даёт п. 2 той же статьи, — либо если нарушение заказчика препятствует исполнению договора подрядчиком (п. 1 ст. 719 ГК РФ) — тот же пункт даёт это право и при наличии обстоятельств, очевидно свидетельствующих, что обязанности заказчика не будут исполнены в установленный срок; по п. 4 ст. 328 ГК РФ договором это право может быть исключено. Неоплата уже принятого и закрытого актом этапа сама по себе ни того, ни другого не образует. Приостановка несёт риск встречных претензий за срыв сроков, поэтому решение принимайте только после консультации с юристом.</w:t>
+      </w:r>
+    </w:p>
+    <w:p>
+      <w:pPr>
+        <w:spacing w:after="120" w:line="276"/>
+      </w:pPr>
+      <w:r>
+        <w:rPr>
+          <w:rFonts w:ascii="Times New Roman" w:cs="Times New Roman" w:eastAsia="Times New Roman" w:hAnsi="Times New Roman"/>
+          <w:sz w:val="24"/>
+          <w:szCs w:val="24"/>
+        </w:rPr>
+        <w:t xml:space="preserve">Про предупреждение заказчика надо различать два случая. Если вы приостанавливаете исполнение лишь на основании обстоятельств, очевидно свидетельствующих, что оплата не будет произведена в срок, предупредить заказчика об этом нужно в разумный срок — так объяснён п. 57 постановления Пленума ВС РФ от 22.11.2016 № 54. Формы предупреждения п. 57 не устанавливает, а в остальных случаях не требует и самого предупреждения: письменное уведомление здесь мера предосторожности и ваше доказательство того, что работы встали не молча. Направлять его стоит в обоих случаях. Шаблон письма о приостановке есть в комплекте «Допработы», правовое основание в нём не заполнено — вписывается по вашей ситуации и проверяется юристом.</w:t>
+      </w:r>
+    </w:p>
+    <w:p>
+      <w:pPr>
+        <w:pStyle w:val="Heading2"/>
+        <w:keepNext/>
+        <w:spacing w:after="120" w:before="260"/>
+      </w:pPr>
+      <w:r>
+        <w:rPr>
+          <w:rFonts w:ascii="Times New Roman" w:cs="Times New Roman" w:eastAsia="Times New Roman" w:hAnsi="Times New Roman"/>
+          <w:b/>
+          <w:bCs/>
+          <w:sz w:val="26"/>
+          <w:szCs w:val="26"/>
+        </w:rPr>
+        <w:t xml:space="preserve">Шаг 4. Иск — после истечения срока досудебного урегулирования</w:t>
+      </w:r>
+    </w:p>
+    <w:p>
+      <w:pPr>
+        <w:spacing w:after="120" w:line="276"/>
+      </w:pPr>
+      <w:r>
+        <w:rPr>
+          <w:rFonts w:ascii="Times New Roman" w:cs="Times New Roman" w:eastAsia="Times New Roman" w:hAnsi="Times New Roman"/>
+          <w:sz w:val="24"/>
+          <w:szCs w:val="24"/>
+        </w:rPr>
+        <w:t xml:space="preserve">Файл «Исковое заявление о взыскании задолженности». Подготовьте свежую выписку ЕГРЮЛ на себя и на ответчика, расчёт цены иска и госпошлину (</w:t>
+      </w:r>
+      <w:r>
+        <w:rPr>
+          <w:rFonts w:ascii="Times New Roman" w:cs="Times New Roman" w:eastAsia="Times New Roman" w:hAnsi="Times New Roman"/>
+          <w:b/>
+          <w:bCs/>
+          <w:i w:val="false"/>
+          <w:iCs w:val="false"/>
+          <w:color w:val="000000"/>
+          <w:sz w:val="24"/>
+          <w:szCs w:val="24"/>
+        </w:rPr>
+        <w:t xml:space="preserve">{{РАЗМЕР_ГОСПОШЛИНЫ}}</w:t>
+      </w:r>
+      <w:r>
+        <w:rPr>
+          <w:rFonts w:ascii="Times New Roman" w:cs="Times New Roman" w:eastAsia="Times New Roman" w:hAnsi="Times New Roman"/>
+          <w:sz w:val="24"/>
+          <w:szCs w:val="24"/>
+        </w:rPr>
+        <w:t xml:space="preserve"> — по ст. 333.21 НК РФ, считать калькулятором на сайте суда или в «Мой арбитр», не по памяти). Подача — через «Мой арбитр» (my.arbitr.ru) либо на бумаге.</w:t>
+      </w:r>
+    </w:p>
+    <w:p>
+      <w:pPr>
+        <w:spacing w:after="120" w:line="276"/>
+      </w:pPr>
+      <w:r>
+        <w:rPr>
+          <w:rFonts w:ascii="Times New Roman" w:cs="Times New Roman" w:eastAsia="Times New Roman" w:hAnsi="Times New Roman"/>
+          <w:sz w:val="24"/>
+          <w:szCs w:val="24"/>
+        </w:rPr>
+        <w:t xml:space="preserve">Порог для самостоятельной подачи: спор простой — подписанные акты, нет встречных требований. Любое усложнение (встречный иск, экспертиза объёмов, оспаривание подписи) — юрист обязателен.</w:t>
+      </w:r>
+    </w:p>
+    <w:p>
+      <w:pPr>
+        <w:pStyle w:val="Heading2"/>
+        <w:keepNext/>
+        <w:spacing w:after="120" w:before="260"/>
+      </w:pPr>
+      <w:r>
+        <w:rPr>
+          <w:rFonts w:ascii="Times New Roman" w:cs="Times New Roman" w:eastAsia="Times New Roman" w:hAnsi="Times New Roman"/>
+          <w:b/>
+          <w:bCs/>
+          <w:sz w:val="26"/>
+          <w:szCs w:val="26"/>
+        </w:rPr>
+        <w:t xml:space="preserve">Шаг 5. Процесс и решение</w:t>
+      </w:r>
+    </w:p>
+    <w:p>
+      <w:pPr>
+        <w:spacing w:after="120" w:line="276"/>
+      </w:pPr>
+      <w:r>
+        <w:rPr>
+          <w:rFonts w:ascii="Times New Roman" w:cs="Times New Roman" w:eastAsia="Times New Roman" w:hAnsi="Times New Roman"/>
+          <w:sz w:val="24"/>
+          <w:szCs w:val="24"/>
+        </w:rPr>
+        <w:t xml:space="preserve">Отслеживайте дело в kad.arbitr.ru, являйтесь на заседания или направьте представителя. После вступления решения в силу получите исполнительный лист.</w:t>
+      </w:r>
+    </w:p>
+    <w:p>
+      <w:pPr>
+        <w:pStyle w:val="Heading2"/>
+        <w:keepNext/>
+        <w:spacing w:after="120" w:before="260"/>
+      </w:pPr>
+      <w:r>
+        <w:rPr>
+          <w:rFonts w:ascii="Times New Roman" w:cs="Times New Roman" w:eastAsia="Times New Roman" w:hAnsi="Times New Roman"/>
+          <w:b/>
+          <w:bCs/>
+          <w:sz w:val="26"/>
+          <w:szCs w:val="26"/>
+        </w:rPr>
+        <w:t xml:space="preserve">Шаг 6. Исполнение</w:t>
+      </w:r>
+    </w:p>
+    <w:p>
+      <w:pPr>
+        <w:spacing w:after="120" w:line="276"/>
+      </w:pPr>
+      <w:r>
+        <w:rPr>
+          <w:rFonts w:ascii="Times New Roman" w:cs="Times New Roman" w:eastAsia="Times New Roman" w:hAnsi="Times New Roman"/>
+          <w:sz w:val="24"/>
+          <w:szCs w:val="24"/>
+        </w:rPr>
+        <w:t xml:space="preserve">Варианты предъявления исполнительного листа:</w:t>
       </w:r>
     </w:p>
     <w:p>
@@ -727,7 +753,25 @@
           <w:sz w:val="24"/>
           <w:szCs w:val="24"/>
         </w:rPr>
-        <w:t xml:space="preserve">В службу судебных приставов по месту нахождения должника.</w:t>
+        <w:t xml:space="preserve">Напрямую в банк должника, если счёт известен — например, из договора. Право направить исполнительный документ о взыскании денежных средств в банк напрямую, минуя приставов, даёт ч. 1 ст. 8 Федерального закона от 02.10.2007 № 229-ФЗ «Об исполнительном производстве». Вместе с исполнительным документом подаётся заявление со сведениями, перечисленными в ч. 2 той же статьи: без них банк возвращает документ без исполнения (ч. 3.1 ст. 8). Перечень сведений сверьте по действующей редакции — он правился.</w:t>
+      </w:r>
+    </w:p>
+    <w:p>
+      <w:pPr>
+        <w:pStyle w:val="ListParagraph"/>
+        <w:numPr>
+          <w:ilvl w:val="0"/>
+          <w:numId w:val="2"/>
+        </w:numPr>
+        <w:spacing w:after="80" w:line="276"/>
+      </w:pPr>
+      <w:r>
+        <w:rPr>
+          <w:rFonts w:ascii="Times New Roman" w:cs="Times New Roman" w:eastAsia="Times New Roman" w:hAnsi="Times New Roman"/>
+          <w:sz w:val="24"/>
+          <w:szCs w:val="24"/>
+        </w:rPr>
+        <w:t xml:space="preserve">В службу судебных приставов. Куда именно подавать, определяет Закон № 229-ФЗ; в этот файл правило места не зашито — проверьте действующую редакцию либо уточните в подразделении ФССП.</w:t>
       </w:r>
     </w:p>
     <w:p>
@@ -774,7 +818,7 @@
           <w:sz w:val="24"/>
           <w:szCs w:val="24"/>
         </w:rPr>
-        <w:t xml:space="preserve">Заказчик не подписывает КС-2 и не платит. Маршрут здесь другой: фиксация уклонения от приёмки, односторонний акт (ст. 753 ГК РФ о сдаче и приёмке работ по договору строительного подряда), доказывание объёмов. Цена ошибки максимальна: неправильно оформленный односторонний акт — это потерянные объёмы.</w:t>
+        <w:t xml:space="preserve">Заказчик не подписывает КС-2 и не платит. Маршрут здесь другой: фиксация уклонения от приёмки, односторонний акт (ст. 753 ГК РФ о сдаче и приёмке работ по договору строительного подряда), доказывание объёмов. Цена ошибки максимальна: если мотивы отказа заказчика от подписания суд признает обоснованными, односторонний акт может быть признан недействительным (п. 4 ст. 753 ГК РФ), и объёмы придётся доказывать иначе.</w:t>
       </w:r>
     </w:p>
     <w:p>
@@ -1329,7 +1373,7 @@
                 <w:sz w:val="22"/>
                 <w:szCs w:val="22"/>
               </w:rPr>
-              <w:t xml:space="preserve">срок ответа истёк</w:t>
+              <w:t xml:space="preserve">срок досудебного урегулирования истёк</w:t>
             </w:r>
           </w:p>
         </w:tc>
@@ -1456,7 +1500,7 @@
           <w:sz w:val="24"/>
           <w:szCs w:val="24"/>
         </w:rPr>
-        <w:t xml:space="preserve">Числа в колонке «Точка» — управленческие, их назначаете вы. Единственный юридически связанный срок здесь — срок ответа на претензию: он берётся из договора либо из ч. 5 ст. 4 АПК РФ.</w:t>
+        <w:t xml:space="preserve">Числа в колонке «Точка» — управленческие, их назначаете вы. Единственный юридически связанный срок здесь — срок, по истечении которого спор может быть передан в арбитражный суд: он берётся из договора либо из ч. 5 ст. 4 АПК РФ и считается со дня направления претензии.</w:t>
       </w:r>
     </w:p>
     <w:p>
